--- a/Dispute Resolution/DRAFT - Visa Debit Card Dispute Management Process v2.docx
+++ b/Dispute Resolution/DRAFT - Visa Debit Card Dispute Management Process v2.docx
@@ -3665,23 +3665,12 @@
       <w:r>
         <w:rPr>
           <w:b/>
+          <w:i w:val="0"/>
         </w:rPr>
         <w:t xml:space="preserve">If the dispute was not submitted within the filing window: </w:t>
       </w:r>
       <w:r>
-        <w:t>no</w:t>
-      </w:r>
-      <w:r>
-        <w:t xml:space="preserve"> refund</w:t>
-      </w:r>
-      <w:r>
-        <w:t xml:space="preserve">. The assigned </w:t>
-      </w:r>
-      <w:r>
-        <w:t xml:space="preserve">Payment Services Team member / Fraud Specialist </w:t>
-      </w:r>
-      <w:r>
-        <w:t>should then:</w:t>
+        <w:t>the assigned Payment Services Team member / Fraud Specialist should then:</w:t>
       </w:r>
     </w:p>
     <w:p>
@@ -3696,19 +3685,22 @@
         <w:contextualSpacing w:val="0"/>
       </w:pPr>
       <w:r>
-        <w:t xml:space="preserve">Document the rationale for the refund decision in the CRM case notes then proceed to </w:t>
-      </w:r>
-      <w:r>
-        <w:t>S</w:t>
-      </w:r>
-      <w:r>
-        <w:t xml:space="preserve">tep </w:t>
-      </w:r>
-      <w:r>
-        <w:t>1b</w:t>
-      </w:r>
-      <w:r>
-        <w:t>.</w:t>
+        <w:t>Document the rationale in the CRM case notes.</w:t>
+      </w:r>
+    </w:p>
+    <w:p>
+      <w:pPr>
+        <w:pStyle w:val="ListParagraph"/>
+        <w:numPr>
+          <w:ilvl w:val="0"/>
+          <w:numId w:val="12"/>
+        </w:numPr>
+        <w:spacing w:before="120" w:after="120"/>
+        <w:ind w:left="2336" w:hanging="357"/>
+        <w:contextualSpacing w:val="0"/>
+      </w:pPr>
+      <w:r>
+        <w:t>Reverse the provisional credit issued in Stage 2B.</w:t>
       </w:r>
     </w:p>
     <w:p>
@@ -3874,9 +3866,11 @@
         <w:contextualSpacing w:val="0"/>
       </w:pPr>
       <w:commentRangeStart w:id="8"/>
+      <w:commentRangeEnd w:id="8"/>
       <w:r>
         <w:rPr>
           <w:b/>
+          <w:i w:val="0"/>
         </w:rPr>
         <w:t xml:space="preserve">If the dispute amount is equal or above the applicable threshold: </w:t>
       </w:r>
@@ -3886,21 +3880,12 @@
       <w:r>
         <w:rPr>
           <w:b/>
-          <w:bCs/>
-        </w:rPr>
-        <w:t>Section 6 – Stage 3A: Case Preparation &amp; Document Assessment</w:t>
+          <w:i w:val="0"/>
+        </w:rPr>
+        <w:t>Section 7 – Stage 3: Case Preparation &amp; Document Assessment</w:t>
       </w:r>
       <w:r>
         <w:t>.</w:t>
-      </w:r>
-      <w:commentRangeEnd w:id="8"/>
-      <w:r>
-        <w:rPr>
-          <w:rStyle w:val="CommentReference"/>
-          <w:sz w:val="20"/>
-          <w:szCs w:val="20"/>
-        </w:rPr>
-        <w:commentReference w:id="8"/>
       </w:r>
     </w:p>
     <w:p>
@@ -3917,23 +3902,12 @@
       <w:r>
         <w:rPr>
           <w:b/>
-        </w:rPr>
-        <w:t>If the dispute amount is below the applicable threshold:</w:t>
-      </w:r>
-      <w:r>
-        <w:rPr>
-          <w:b/>
-        </w:rPr>
-        <w:t xml:space="preserve"> </w:t>
-      </w:r>
-      <w:r>
-        <w:rPr>
-          <w:bCs/>
-        </w:rPr>
-        <w:t xml:space="preserve">refund </w:t>
-      </w:r>
-      <w:r>
-        <w:t>the member. The assigned Payment Services Team member / Fraud Specialist should then:</w:t>
+          <w:i w:val="0"/>
+        </w:rPr>
+        <w:t xml:space="preserve">If the dispute amount is below the applicable threshold: </w:t>
+      </w:r>
+      <w:r>
+        <w:t>the assigned Payment Services Team member / Fraud Specialist should then:</w:t>
       </w:r>
     </w:p>
     <w:p>
@@ -3947,7 +3921,7 @@
         <w:contextualSpacing w:val="0"/>
       </w:pPr>
       <w:r>
-        <w:t>Document the rationale for the refund decision in the CRM case notes then proceed to Step 1b.</w:t>
+        <w:t>Document the rationale in the CRM case notes.</w:t>
       </w:r>
     </w:p>
     <w:p>
@@ -3961,7 +3935,86 @@
         <w:contextualSpacing w:val="0"/>
       </w:pPr>
       <w:r>
+        <w:t>Finalize the provisional credit issued in Stage 2B.</w:t>
+      </w:r>
+    </w:p>
+    <w:p>
+      <w:pPr>
+        <w:pStyle w:val="ListParagraph"/>
+        <w:numPr>
+          <w:ilvl w:val="0"/>
+          <w:numId w:val="27"/>
+        </w:numPr>
+        <w:spacing w:before="120" w:after="120"/>
+        <w:contextualSpacing w:val="0"/>
+      </w:pPr>
+      <w:r>
         <w:t xml:space="preserve">Close the case by setting the CRM case status to “Closed”, which routes the case back to Growth Team for member communication. </w:t>
+      </w:r>
+    </w:p>
+    <w:p>
+      <w:pPr>
+        <w:pStyle w:val="Heading1"/>
+      </w:pPr>
+      <w:r>
+        <w:t>Stage 2B: Provisional Credit Issuance (Payment Services Team)</w:t>
+      </w:r>
+    </w:p>
+    <w:p>
+      <w:pPr>
+        <w:pStyle w:val="Heading2"/>
+        <w:numPr>
+          <w:ilvl w:val="0"/>
+          <w:numId w:val="0"/>
+        </w:numPr>
+        <w:ind w:left="851" w:hanging="851"/>
+      </w:pPr>
+      <w:r>
+        <w:t>6.1     Process Flow</w:t>
+      </w:r>
+    </w:p>
+    <w:p>
+      <w:r>
+        <w:t>[Process flow diagram to be added]</w:t>
+      </w:r>
+    </w:p>
+    <w:p>
+      <w:pPr>
+        <w:pStyle w:val="Heading2"/>
+        <w:numPr>
+          <w:ilvl w:val="0"/>
+          <w:numId w:val="0"/>
+        </w:numPr>
+        <w:ind w:left="851" w:hanging="851"/>
+      </w:pPr>
+      <w:r>
+        <w:t>6.2     Procedure</w:t>
+      </w:r>
+    </w:p>
+    <w:p>
+      <w:r>
+        <w:t>This stage occurs in parallel with Stage 2A: Dispute Triage, and is owned by the Payment Services Team.</w:t>
+      </w:r>
+    </w:p>
+    <w:p>
+      <w:pPr>
+        <w:pStyle w:val="Heading3"/>
+        <w:numPr>
+          <w:ilvl w:val="0"/>
+          <w:numId w:val="0"/>
+        </w:numPr>
+        <w:ind w:left="992" w:hanging="992"/>
+      </w:pPr>
+      <w:r>
+        <w:rPr>
+          <w:sz w:val="28"/>
+        </w:rPr>
+        <w:t>6.2.1 Issue Provisional Credit</w:t>
+      </w:r>
+    </w:p>
+    <w:p>
+      <w:r>
+        <w:t>Upon receipt of the case, the Payment Services Team should issue a temporary provisional credit for the disputed amount to the member’s account, then document in the CRM case notes that the provisional credit was issued.</w:t>
       </w:r>
     </w:p>
     <w:p>
@@ -3988,7 +4041,7 @@
         <w:ind w:left="851" w:hanging="851"/>
       </w:pPr>
       <w:r>
-        <w:t>6.1     Process Flow</w:t>
+        <w:t>7.1     Process Flow</w:t>
       </w:r>
     </w:p>
     <w:p>
@@ -4056,7 +4109,7 @@
         <w:ind w:left="851" w:hanging="851"/>
       </w:pPr>
       <w:r>
-        <w:t>6.2     Procedure</w:t>
+        <w:t>7.2     Procedure</w:t>
       </w:r>
     </w:p>
     <w:p>
@@ -4081,19 +4134,7 @@
         <w:rPr>
           <w:sz w:val="28"/>
         </w:rPr>
-        <w:t>6.2.1 Commence Investigation</w:t>
-      </w:r>
-      <w:r>
-        <w:rPr>
-          <w:sz w:val="28"/>
-        </w:rPr>
-        <w:t xml:space="preserve"> </w:t>
-      </w:r>
-      <w:r>
-        <w:rPr>
-          <w:sz w:val="28"/>
-        </w:rPr>
-        <w:t>(Fraud and Payment Services Team)</w:t>
+        <w:t>7.2.1 Commence Investigation (Fraud and Payment Services Team)</w:t>
       </w:r>
     </w:p>
     <w:p>
@@ -4123,6 +4164,7 @@
       <w:r>
         <w:rPr>
           <w:b/>
+          <w:i w:val="0"/>
         </w:rPr>
         <w:t xml:space="preserve">Fraud Prevention Department: </w:t>
       </w:r>
@@ -4131,80 +4173,34 @@
       </w:r>
       <w:r>
         <w:rPr>
+          <w:b w:val="0"/>
           <w:i/>
-          <w:iCs/>
         </w:rPr>
         <w:t>Visa Debit Card Fraud Investigation Process</w:t>
       </w:r>
       <w:r>
         <w:rPr>
+          <w:b w:val="0"/>
           <w:i/>
-          <w:iCs/>
         </w:rPr>
         <w:t xml:space="preserve"> </w:t>
       </w:r>
       <w:r>
         <w:rPr>
           <w:b/>
-          <w:bCs/>
           <w:i/>
-          <w:iCs/>
-          <w:color w:val="FF0000"/>
         </w:rPr>
         <w:t>&lt;link&gt;</w:t>
       </w:r>
       <w:r>
-        <w:t xml:space="preserve">. Once </w:t>
-      </w:r>
-      <w:r>
-        <w:t>investigation is complete and decision is reach</w:t>
-      </w:r>
-      <w:r>
-        <w:t>ed</w:t>
-      </w:r>
-      <w:r>
-        <w:t xml:space="preserve">, </w:t>
-      </w:r>
-      <w:r>
-        <w:t xml:space="preserve">if applicable </w:t>
-      </w:r>
-      <w:r>
-        <w:t xml:space="preserve">proceed to </w:t>
+        <w:t xml:space="preserve">. Once investigation is complete and decision is reached, if applicable proceed to </w:t>
       </w:r>
       <w:r>
         <w:rPr>
           <w:b/>
-          <w:bCs/>
-        </w:rPr>
-        <w:t>Section 6.2.</w:t>
-      </w:r>
-      <w:r>
-        <w:rPr>
-          <w:b/>
-          <w:bCs/>
-        </w:rPr>
-        <w:t>4</w:t>
-      </w:r>
-      <w:r>
-        <w:rPr>
-          <w:b/>
-          <w:bCs/>
-        </w:rPr>
-        <w:t xml:space="preserve"> — Assess Network </w:t>
-      </w:r>
-      <w:r>
-        <w:rPr>
-          <w:b/>
-          <w:bCs/>
-        </w:rPr>
-        <w:t>Dispute Rights</w:t>
-      </w:r>
-      <w:r>
-        <w:rPr>
-          <w:b/>
-          <w:bCs/>
-        </w:rPr>
-        <w:t>.</w:t>
+          <w:i w:val="0"/>
+        </w:rPr>
+        <w:t>Section 7.2.4 — Assess Network Dispute Rights.</w:t>
       </w:r>
     </w:p>
     <w:p>
@@ -4252,19 +4248,7 @@
         <w:rPr>
           <w:sz w:val="28"/>
         </w:rPr>
-        <w:t>6.</w:t>
-      </w:r>
-      <w:r>
-        <w:rPr>
-          <w:sz w:val="28"/>
-        </w:rPr>
-        <w:t>2.2 Review</w:t>
-      </w:r>
-      <w:r>
-        <w:rPr>
-          <w:sz w:val="28"/>
-        </w:rPr>
-        <w:t xml:space="preserve"> Referral and Available Information (Payment Services Team)</w:t>
+        <w:t>7.2.2 Review Referral and Available Information (Payment Services Team)</w:t>
       </w:r>
     </w:p>
     <w:p>
@@ -4424,56 +4408,24 @@
           <w:bCs/>
         </w:rPr>
       </w:pPr>
+      <w:commentRangeStart w:id="11"/>
+      <w:commentRangeEnd w:id="11"/>
       <w:r>
         <w:rPr>
           <w:b/>
-        </w:rPr>
-        <w:t>If the information is</w:t>
+          <w:i w:val="0"/>
+        </w:rPr>
+        <w:t xml:space="preserve">If the information is sufficient: </w:t>
+      </w:r>
+      <w:r>
+        <w:t xml:space="preserve">proceed to </w:t>
       </w:r>
       <w:r>
         <w:rPr>
           <w:b/>
-        </w:rPr>
-        <w:t xml:space="preserve"> </w:t>
-      </w:r>
-      <w:commentRangeStart w:id="11"/>
-      <w:r>
-        <w:rPr>
-          <w:b/>
-        </w:rPr>
-        <w:t>suffici</w:t>
-      </w:r>
-      <w:commentRangeEnd w:id="11"/>
-      <w:r>
-        <w:rPr>
-          <w:rStyle w:val="CommentReference"/>
-          <w:b/>
-          <w:sz w:val="20"/>
-          <w:szCs w:val="20"/>
-        </w:rPr>
-        <w:commentReference w:id="11"/>
-      </w:r>
-      <w:r>
-        <w:rPr>
-          <w:b/>
-        </w:rPr>
-        <w:t>ent</w:t>
-      </w:r>
-      <w:r>
-        <w:rPr>
-          <w:b/>
-        </w:rPr>
-        <w:t xml:space="preserve">: </w:t>
-      </w:r>
-      <w:r>
-        <w:t xml:space="preserve">proceed to </w:t>
-      </w:r>
-      <w:r>
-        <w:rPr>
-          <w:b/>
-          <w:bCs/>
-        </w:rPr>
-        <w:t>Section 6.2.3 — Conduct Investigation.</w:t>
+          <w:i w:val="0"/>
+        </w:rPr>
+        <w:t>Section 7.2.3 — Conduct Investigation.</w:t>
       </w:r>
     </w:p>
     <w:p>
@@ -4486,50 +4438,24 @@
         <w:spacing w:before="120" w:after="120"/>
         <w:contextualSpacing w:val="0"/>
       </w:pPr>
+      <w:commentRangeStart w:id="12"/>
+      <w:commentRangeEnd w:id="12"/>
       <w:r>
         <w:rPr>
           <w:b/>
-        </w:rPr>
-        <w:t xml:space="preserve">If information is </w:t>
-      </w:r>
-      <w:commentRangeStart w:id="12"/>
+          <w:i w:val="0"/>
+        </w:rPr>
+        <w:t xml:space="preserve">If information is insufficient: </w:t>
+      </w:r>
+      <w:r>
+        <w:t xml:space="preserve">send a missing information request to the Growth Team. Once sufficient information is received, proceed to </w:t>
+      </w:r>
       <w:r>
         <w:rPr>
           <w:b/>
-        </w:rPr>
-        <w:t>i</w:t>
-      </w:r>
-      <w:r>
-        <w:rPr>
-          <w:b/>
-        </w:rPr>
-        <w:t>nsufficient</w:t>
-      </w:r>
-      <w:commentRangeEnd w:id="12"/>
-      <w:r>
-        <w:rPr>
-          <w:rStyle w:val="CommentReference"/>
-          <w:b/>
-          <w:sz w:val="20"/>
-          <w:szCs w:val="20"/>
-        </w:rPr>
-        <w:commentReference w:id="12"/>
-      </w:r>
-      <w:r>
-        <w:rPr>
-          <w:b/>
-        </w:rPr>
-        <w:t xml:space="preserve">: </w:t>
-      </w:r>
-      <w:r>
-        <w:t xml:space="preserve">send a missing information request to the Growth Team. Once sufficient information is received, proceed to </w:t>
-      </w:r>
-      <w:r>
-        <w:rPr>
-          <w:b/>
-          <w:bCs/>
-        </w:rPr>
-        <w:t>Section 6.2.3 — Conduct Investigation.</w:t>
+          <w:i w:val="0"/>
+        </w:rPr>
+        <w:t>Section 7.2.3 — Conduct Investigation.</w:t>
       </w:r>
     </w:p>
     <w:p>
@@ -4546,7 +4472,7 @@
         <w:rPr>
           <w:sz w:val="28"/>
         </w:rPr>
-        <w:t>6.2.3 Conduct Investigation (Payment Services Team)</w:t>
+        <w:t>7.2.3 Conduct Investigation (Payment Services Team)</w:t>
       </w:r>
     </w:p>
     <w:p>
@@ -4855,20 +4781,14 @@
         <w:spacing w:before="120" w:after="120"/>
       </w:pPr>
       <w:r>
-        <w:t>If none of the above considerations apply</w:t>
-      </w:r>
-      <w:r>
-        <w:t xml:space="preserve">, </w:t>
-      </w:r>
-      <w:r>
-        <w:t>proceed to</w:t>
+        <w:t>If none of the above considerations apply, proceed to</w:t>
       </w:r>
       <w:r>
         <w:rPr>
           <w:b/>
-          <w:bCs/>
-        </w:rPr>
-        <w:t xml:space="preserve"> Section 6.2.4 — Assess Network Dispute Rights.</w:t>
+          <w:i w:val="0"/>
+        </w:rPr>
+        <w:t xml:space="preserve"> Section 7.2.4 — Assess Network Dispute Rights.</w:t>
       </w:r>
     </w:p>
     <w:p>
@@ -4885,25 +4805,7 @@
         <w:rPr>
           <w:sz w:val="28"/>
         </w:rPr>
-        <w:t>6.2.</w:t>
-      </w:r>
-      <w:r>
-        <w:rPr>
-          <w:sz w:val="28"/>
-        </w:rPr>
-        <w:t>4</w:t>
-      </w:r>
-      <w:r>
-        <w:rPr>
-          <w:sz w:val="28"/>
-        </w:rPr>
-        <w:t xml:space="preserve"> Assess Network Dispute Rights</w:t>
-      </w:r>
-      <w:r>
-        <w:rPr>
-          <w:sz w:val="28"/>
-        </w:rPr>
-        <w:t xml:space="preserve"> (Fraud and Payment Services Team)</w:t>
+        <w:t>7.2.4 Assess Network Dispute Rights (Fraud and Payment Services Team)</w:t>
       </w:r>
     </w:p>
     <w:p>
@@ -5254,59 +5156,19 @@
       <w:r>
         <w:rPr>
           <w:b/>
-          <w:bCs/>
-        </w:rPr>
-        <w:t>If the</w:t>
+          <w:i w:val="0"/>
+        </w:rPr>
+        <w:t xml:space="preserve">If the applicable requirements are met: </w:t>
+      </w:r>
+      <w:r>
+        <w:t xml:space="preserve">proceed to </w:t>
       </w:r>
       <w:r>
         <w:rPr>
           <w:b/>
-          <w:bCs/>
-        </w:rPr>
-        <w:t xml:space="preserve"> applicable requirements are met</w:t>
-      </w:r>
-      <w:r>
-        <w:rPr>
-          <w:b/>
-          <w:bCs/>
-        </w:rPr>
-        <w:t xml:space="preserve">: </w:t>
-      </w:r>
-      <w:r>
-        <w:t xml:space="preserve">proceed </w:t>
-      </w:r>
-      <w:r>
-        <w:t xml:space="preserve">to </w:t>
-      </w:r>
-      <w:r>
-        <w:rPr>
-          <w:b/>
-          <w:bCs/>
-        </w:rPr>
-        <w:t>Section 7 – Stage 4: Network Submission &amp; Response</w:t>
-      </w:r>
-      <w:r>
-        <w:rPr>
-          <w:b/>
-          <w:bCs/>
-        </w:rPr>
-        <w:t xml:space="preserve"> </w:t>
-      </w:r>
-      <w:r>
-        <w:rPr>
-          <w:b/>
-          <w:bCs/>
-          <w:color w:val="FF0000"/>
-        </w:rPr>
-        <w:t>(WIP)</w:t>
-      </w:r>
-      <w:r>
-        <w:rPr>
-          <w:b/>
-          <w:bCs/>
-          <w:color w:val="FF0000"/>
-        </w:rPr>
-        <w:t>.</w:t>
+          <w:i w:val="0"/>
+        </w:rPr>
+        <w:t>Section 8 – Stage 4: Network Submission &amp; Response.</w:t>
       </w:r>
     </w:p>
     <w:p>
@@ -5322,35 +5184,12 @@
       <w:r>
         <w:rPr>
           <w:b/>
-          <w:bCs/>
-        </w:rPr>
-        <w:t xml:space="preserve">If </w:t>
-      </w:r>
-      <w:r>
-        <w:rPr>
-          <w:b/>
-          <w:bCs/>
-        </w:rPr>
-        <w:t>the applicable requirements are not met</w:t>
-      </w:r>
-      <w:r>
-        <w:rPr>
-          <w:b/>
-          <w:bCs/>
-        </w:rPr>
-        <w:t>:</w:t>
-      </w:r>
-      <w:r>
-        <w:rPr>
-          <w:b/>
-        </w:rPr>
-        <w:t xml:space="preserve"> </w:t>
-      </w:r>
-      <w:r>
-        <w:t>document the rationale and refund decision in the CRM case notes, close the case by setting the CRM case status to “Closed”</w:t>
-      </w:r>
-      <w:r>
-        <w:t xml:space="preserve"> which routes the case back to Growth Team for member communication. </w:t>
+          <w:i w:val="0"/>
+        </w:rPr>
+        <w:t xml:space="preserve">If the applicable requirements are not met: </w:t>
+      </w:r>
+      <w:r>
+        <w:t>document the rationale in the CRM case notes, reverse the provisional credit issued in Stage 2B, then close the case by setting the CRM case status to “Closed”, which routes the case back to Growth Team for member communication.</w:t>
       </w:r>
     </w:p>
     <w:p/>
@@ -5372,7 +5211,7 @@
         <w:ind w:left="851" w:hanging="851"/>
       </w:pPr>
       <w:r>
-        <w:t>7.1     Process Flow</w:t>
+        <w:t>8.1     Process Flow</w:t>
       </w:r>
     </w:p>
     <w:p>
@@ -5400,7 +5239,7 @@
         <w:ind w:left="851" w:hanging="851"/>
       </w:pPr>
       <w:r>
-        <w:t>7.2     Procedure</w:t>
+        <w:t>8.2     Procedure</w:t>
       </w:r>
     </w:p>
     <w:p>
@@ -5421,7 +5260,7 @@
         <w:rPr>
           <w:sz w:val="28"/>
         </w:rPr>
-        <w:t>7.2.1 Submit the Dispute to Central 1</w:t>
+        <w:t>8.2.1 Submit the Dispute to Central 1</w:t>
       </w:r>
     </w:p>
     <w:p>
@@ -5492,7 +5331,7 @@
         <w:rPr>
           <w:sz w:val="28"/>
         </w:rPr>
-        <w:t>7.2.2 Monitor and Respond to Network Submission</w:t>
+        <w:t>8.2.2 Monitor and Respond to Network Submission</w:t>
       </w:r>
     </w:p>
     <w:p>
@@ -6192,16 +6031,9 @@
       <w:r>
         <w:rPr>
           <w:b/>
-          <w:bCs/>
-        </w:rPr>
-        <w:t xml:space="preserve">Section 8 – </w:t>
-      </w:r>
-      <w:r>
-        <w:rPr>
-          <w:b/>
-          <w:bCs/>
-        </w:rPr>
-        <w:t>Stage 5: Resolution &amp; Recovery.</w:t>
+          <w:i w:val="0"/>
+        </w:rPr>
+        <w:t>Section 9 – Stage 5: Resolution &amp; Recovery.</w:t>
       </w:r>
     </w:p>
     <w:p>
@@ -6223,7 +6055,7 @@
         <w:ind w:left="851" w:hanging="851"/>
       </w:pPr>
       <w:r>
-        <w:t>8.1     Process Flow</w:t>
+        <w:t>9.1     Process Flow</w:t>
       </w:r>
     </w:p>
     <w:p>
@@ -6251,7 +6083,7 @@
         <w:ind w:left="851" w:hanging="851"/>
       </w:pPr>
       <w:r>
-        <w:t>8.2     Procedure</w:t>
+        <w:t>9.2     Procedure</w:t>
       </w:r>
     </w:p>
     <w:p>
@@ -6272,7 +6104,7 @@
         <w:rPr>
           <w:sz w:val="28"/>
         </w:rPr>
-        <w:t>8.2.1 Record the Final Outcome</w:t>
+        <w:t>9.2.1 Record the Final Outcome</w:t>
       </w:r>
     </w:p>
     <w:p>
@@ -6391,6 +6223,7 @@
       <w:r>
         <w:rPr>
           <w:b/>
+          <w:i w:val="0"/>
         </w:rPr>
         <w:t xml:space="preserve">Payment Services Team: </w:t>
       </w:r>
@@ -6400,23 +6233,9 @@
       <w:r>
         <w:rPr>
           <w:b/>
-          <w:bCs/>
-        </w:rPr>
-        <w:t xml:space="preserve">Section 8.2.2 </w:t>
-      </w:r>
-      <w:r>
-        <w:rPr>
-          <w:b/>
-          <w:bCs/>
-        </w:rPr>
-        <w:t>–</w:t>
-      </w:r>
-      <w:r>
-        <w:rPr>
-          <w:b/>
-          <w:bCs/>
-        </w:rPr>
-        <w:t xml:space="preserve"> Finalize or Reverse the Provisional Credit.</w:t>
+          <w:i w:val="0"/>
+        </w:rPr>
+        <w:t>Section 9.2.2 – Finalize or Reverse the Provisional Credit.</w:t>
       </w:r>
     </w:p>
     <w:p>
@@ -6432,7 +6251,7 @@
         <w:rPr>
           <w:sz w:val="28"/>
         </w:rPr>
-        <w:t>8.2.2 Finalize or Reverse the Provisional Credit (Payment Services Team)</w:t>
+        <w:t>9.2.2 Finalize or Reverse the Provisional Credit (Payment Services Team)</w:t>
       </w:r>
     </w:p>
     <w:p>
@@ -6520,7 +6339,7 @@
     </w:p>
     <w:p>
       <w:r>
-        <w:t>Once complete, proceed to Section 8.2.3 — Close the Case.</w:t>
+        <w:t>Once complete, proceed to Section 9.2.3 — Close the Case.</w:t>
       </w:r>
     </w:p>
     <w:p>
@@ -6536,7 +6355,7 @@
         <w:rPr>
           <w:sz w:val="28"/>
         </w:rPr>
-        <w:t>8.2.3 Close the Case</w:t>
+        <w:t>9.2.3 Close the Case</w:t>
       </w:r>
     </w:p>
     <w:p>
@@ -7253,7 +7072,7 @@
                 <w:b w:val="0"/>
                 <w:bCs/>
               </w:rPr>
-              <w:t xml:space="preserve">Stage 2: Dispute Triage </w:t>
+              <w:t xml:space="preserve">Stage 2A: Dispute Triage </w:t>
             </w:r>
             <w:r>
               <w:rPr>

--- a/Dispute Resolution/DRAFT - Visa Debit Card Dispute Management Process v2.docx
+++ b/Dispute Resolution/DRAFT - Visa Debit Card Dispute Management Process v2.docx
@@ -1166,22 +1166,13 @@
         <w:rPr>
           <w:b/>
         </w:rPr>
-        <w:t>2</w:t>
-      </w:r>
-      <w:r>
-        <w:rPr>
-          <w:b/>
-        </w:rPr>
-        <w:t>A</w:t>
-      </w:r>
-      <w:r>
-        <w:rPr>
-          <w:b/>
-        </w:rPr>
-        <w:t>.</w:t>
-      </w:r>
-      <w:r>
-        <w:t xml:space="preserve"> Dispute Triage</w:t>
+        <w:t>2A.</w:t>
+      </w:r>
+      <w:r>
+        <w:rPr>
+          <w:b w:val="0"/>
+        </w:rPr>
+        <w:t xml:space="preserve"> Provisional Credit Issuance</w:t>
       </w:r>
     </w:p>
     <w:p>
@@ -1199,22 +1190,13 @@
         <w:rPr>
           <w:b/>
         </w:rPr>
-        <w:t>2</w:t>
-      </w:r>
-      <w:r>
-        <w:rPr>
-          <w:b/>
-        </w:rPr>
-        <w:t>B</w:t>
-      </w:r>
-      <w:r>
-        <w:rPr>
-          <w:b/>
-        </w:rPr>
-        <w:t>.</w:t>
-      </w:r>
-      <w:r>
-        <w:t xml:space="preserve"> Provisional Credit Issuance</w:t>
+        <w:t>2B.</w:t>
+      </w:r>
+      <w:r>
+        <w:rPr>
+          <w:b w:val="0"/>
+        </w:rPr>
+        <w:t xml:space="preserve"> Dispute Triage</w:t>
       </w:r>
     </w:p>
     <w:p>
@@ -3245,22 +3227,82 @@
     <w:p>
       <w:pPr>
         <w:pStyle w:val="Heading1"/>
+      </w:pPr>
+      <w:r>
+        <w:t>Stage 2A: Provisional Credit Issuance (Payment Services Team)</w:t>
+      </w:r>
+    </w:p>
+    <w:p>
+      <w:pPr>
+        <w:pStyle w:val="Heading2"/>
+        <w:numPr>
+          <w:ilvl w:val="0"/>
+          <w:numId w:val="0"/>
+        </w:numPr>
+        <w:ind w:left="851" w:hanging="851"/>
+      </w:pPr>
+      <w:r>
+        <w:t>5.1     Process Flow</w:t>
+      </w:r>
+    </w:p>
+    <w:p>
+      <w:r>
+        <w:t>[Process flow diagram to be added]</w:t>
+      </w:r>
+    </w:p>
+    <w:p>
+      <w:pPr>
+        <w:pStyle w:val="Heading2"/>
+        <w:numPr>
+          <w:ilvl w:val="0"/>
+          <w:numId w:val="0"/>
+        </w:numPr>
+        <w:ind w:left="851" w:hanging="851"/>
+      </w:pPr>
+      <w:r>
+        <w:t>5.2     Procedure</w:t>
+      </w:r>
+    </w:p>
+    <w:p>
+      <w:r>
+        <w:t>This stage is owned by the Payment Services Team and occurs immediately after Stage 1: Dispute Intake, for both Fraud and Non-Fraud cases.</w:t>
+      </w:r>
+    </w:p>
+    <w:p>
+      <w:pPr>
+        <w:pStyle w:val="Heading3"/>
+        <w:numPr>
+          <w:ilvl w:val="0"/>
+          <w:numId w:val="0"/>
+        </w:numPr>
+        <w:ind w:left="992" w:hanging="992"/>
+      </w:pPr>
+      <w:r>
+        <w:rPr>
+          <w:sz w:val="28"/>
+        </w:rPr>
+        <w:t>5.2.1 Issue Provisional Credit</w:t>
+      </w:r>
+    </w:p>
+    <w:p>
+      <w:r>
+        <w:t xml:space="preserve">Upon receipt of a newly created case, the Payment Services Team should verify the disputed amount, then issue a temporary provisional credit for that amount to the member’s account. Document in the CRM case notes that the provisional credit was issued, then set the CRM case status to “Ready for Triage”, which routes the case to the Fraud Prevention Department or Payment Services Team for </w:t>
+      </w:r>
+      <w:r>
+        <w:rPr>
+          <w:b/>
+          <w:i w:val="0"/>
+        </w:rPr>
+        <w:t>Section 6 – Stage 2B: Dispute Triage.</w:t>
+      </w:r>
+    </w:p>
+    <w:p>
+      <w:pPr>
+        <w:pStyle w:val="Heading1"/>
         <w:spacing w:before="120" w:line="276" w:lineRule="auto"/>
       </w:pPr>
       <w:r>
-        <w:t>Stage 2</w:t>
-      </w:r>
-      <w:r>
-        <w:t>A</w:t>
-      </w:r>
-      <w:r>
-        <w:t>: Dispute Triage (</w:t>
-      </w:r>
-      <w:r>
-        <w:t>Payment Services Team / Fraud Prevention Department</w:t>
-      </w:r>
-      <w:r>
-        <w:t>)</w:t>
+        <w:t>Stage 2B: Dispute Triage (Payment Services Team / Fraud Prevention Department)</w:t>
       </w:r>
     </w:p>
     <w:p>
@@ -3274,16 +3316,7 @@
         <w:ind w:left="851" w:hanging="851"/>
       </w:pPr>
       <w:r>
-        <w:t>5.</w:t>
-      </w:r>
-      <w:r>
-        <w:t>1</w:t>
-      </w:r>
-      <w:r>
-        <w:t xml:space="preserve">     </w:t>
-      </w:r>
-      <w:r>
-        <w:t>Process Flow</w:t>
+        <w:t>6.1     Process Flow</w:t>
       </w:r>
     </w:p>
     <w:p>
@@ -3350,7 +3383,7 @@
         <w:ind w:left="851" w:hanging="851"/>
       </w:pPr>
       <w:r>
-        <w:t>5.2     Procedure</w:t>
+        <w:t>6.2     Procedure</w:t>
       </w:r>
     </w:p>
     <w:p>
@@ -3367,14 +3400,7 @@
         <w:rPr>
           <w:sz w:val="28"/>
         </w:rPr>
-        <w:lastRenderedPageBreak/>
-        <w:t xml:space="preserve">5.2.1 Confirm </w:t>
-      </w:r>
-      <w:r>
-        <w:rPr>
-          <w:sz w:val="28"/>
-        </w:rPr>
-        <w:t>Disputed Transaction Network</w:t>
+        <w:t>6.2.1 Confirm Disputed Transaction Network</w:t>
       </w:r>
     </w:p>
     <w:p>
@@ -3546,6 +3572,7 @@
       <w:r>
         <w:rPr>
           <w:b/>
+          <w:i w:val="0"/>
         </w:rPr>
         <w:t xml:space="preserve">If the transaction occurred on the Visa Network: </w:t>
       </w:r>
@@ -3555,15 +3582,11 @@
       <w:r>
         <w:rPr>
           <w:b/>
-          <w:bCs/>
-        </w:rPr>
-        <w:t>Section 5.2.2 – Assess Filing Window and Auto Write-off</w:t>
-      </w:r>
-      <w:r>
-        <w:rPr>
-          <w:b/>
-          <w:bCs/>
-        </w:rPr>
+          <w:i w:val="0"/>
+        </w:rPr>
+        <w:t>Section 6.2.2 – Assess Filing Window and Auto Write-off</w:t>
+      </w:r>
+      <w:r>
         <w:t>.</w:t>
       </w:r>
     </w:p>
@@ -3581,7 +3604,7 @@
         <w:rPr>
           <w:sz w:val="28"/>
         </w:rPr>
-        <w:t>5.2.2 Assess Filing Window and Auto Write-Off</w:t>
+        <w:t>6.2.2 Assess Filing Window and Auto Write-Off</w:t>
       </w:r>
     </w:p>
     <w:p>
@@ -3700,27 +3723,14 @@
         <w:contextualSpacing w:val="0"/>
       </w:pPr>
       <w:r>
-        <w:t>Reverse the provisional credit issued in Stage 2B.</w:t>
-      </w:r>
-    </w:p>
-    <w:p>
-      <w:pPr>
-        <w:pStyle w:val="ListParagraph"/>
-        <w:numPr>
-          <w:ilvl w:val="0"/>
-          <w:numId w:val="12"/>
-        </w:numPr>
-        <w:spacing w:before="120" w:after="120"/>
-        <w:contextualSpacing w:val="0"/>
-      </w:pPr>
-      <w:r>
-        <w:t>Close the case by setting the CRM case status to “Closed”, which</w:t>
-      </w:r>
-      <w:r>
-        <w:t xml:space="preserve"> routes the case back to Growth Team for member communication</w:t>
-      </w:r>
-      <w:r>
-        <w:t xml:space="preserve">. </w:t>
+        <w:t xml:space="preserve">Set the CRM case status to “Reverse Provisional Credit”, which routes the case to the Payment Services Team for </w:t>
+      </w:r>
+      <w:r>
+        <w:rPr>
+          <w:b/>
+          <w:i w:val="0"/>
+        </w:rPr>
+        <w:t>Section 9 – Stage 5: Resolution &amp; Recovery.</w:t>
       </w:r>
     </w:p>
     <w:p>
@@ -3935,86 +3945,14 @@
         <w:contextualSpacing w:val="0"/>
       </w:pPr>
       <w:r>
-        <w:t>Finalize the provisional credit issued in Stage 2B.</w:t>
-      </w:r>
-    </w:p>
-    <w:p>
-      <w:pPr>
-        <w:pStyle w:val="ListParagraph"/>
-        <w:numPr>
-          <w:ilvl w:val="0"/>
-          <w:numId w:val="27"/>
-        </w:numPr>
-        <w:spacing w:before="120" w:after="120"/>
-        <w:contextualSpacing w:val="0"/>
-      </w:pPr>
-      <w:r>
-        <w:t xml:space="preserve">Close the case by setting the CRM case status to “Closed”, which routes the case back to Growth Team for member communication. </w:t>
-      </w:r>
-    </w:p>
-    <w:p>
-      <w:pPr>
-        <w:pStyle w:val="Heading1"/>
-      </w:pPr>
-      <w:r>
-        <w:t>Stage 2B: Provisional Credit Issuance (Payment Services Team)</w:t>
-      </w:r>
-    </w:p>
-    <w:p>
-      <w:pPr>
-        <w:pStyle w:val="Heading2"/>
-        <w:numPr>
-          <w:ilvl w:val="0"/>
-          <w:numId w:val="0"/>
-        </w:numPr>
-        <w:ind w:left="851" w:hanging="851"/>
-      </w:pPr>
-      <w:r>
-        <w:t>6.1     Process Flow</w:t>
-      </w:r>
-    </w:p>
-    <w:p>
-      <w:r>
-        <w:t>[Process flow diagram to be added]</w:t>
-      </w:r>
-    </w:p>
-    <w:p>
-      <w:pPr>
-        <w:pStyle w:val="Heading2"/>
-        <w:numPr>
-          <w:ilvl w:val="0"/>
-          <w:numId w:val="0"/>
-        </w:numPr>
-        <w:ind w:left="851" w:hanging="851"/>
-      </w:pPr>
-      <w:r>
-        <w:t>6.2     Procedure</w:t>
-      </w:r>
-    </w:p>
-    <w:p>
-      <w:r>
-        <w:t>This stage occurs in parallel with Stage 2A: Dispute Triage, and is owned by the Payment Services Team.</w:t>
-      </w:r>
-    </w:p>
-    <w:p>
-      <w:pPr>
-        <w:pStyle w:val="Heading3"/>
-        <w:numPr>
-          <w:ilvl w:val="0"/>
-          <w:numId w:val="0"/>
-        </w:numPr>
-        <w:ind w:left="992" w:hanging="992"/>
-      </w:pPr>
-      <w:r>
-        <w:rPr>
-          <w:sz w:val="28"/>
-        </w:rPr>
-        <w:t>6.2.1 Issue Provisional Credit</w:t>
-      </w:r>
-    </w:p>
-    <w:p>
-      <w:r>
-        <w:t>Upon receipt of the case, the Payment Services Team should issue a temporary provisional credit for the disputed amount to the member’s account, then document in the CRM case notes that the provisional credit was issued.</w:t>
+        <w:t xml:space="preserve">Set the CRM case status to “Finalize Provisional Credit”, which routes the case to the Payment Services Team for </w:t>
+      </w:r>
+      <w:r>
+        <w:rPr>
+          <w:b/>
+          <w:i w:val="0"/>
+        </w:rPr>
+        <w:t>Section 9 – Stage 5: Resolution &amp; Recovery.</w:t>
       </w:r>
     </w:p>
     <w:p>
@@ -4220,6 +4158,7 @@
       <w:r>
         <w:rPr>
           <w:b/>
+          <w:i w:val="0"/>
         </w:rPr>
         <w:t xml:space="preserve">Payment Services Team: </w:t>
       </w:r>
@@ -4229,9 +4168,9 @@
       <w:r>
         <w:rPr>
           <w:b/>
-          <w:bCs/>
-        </w:rPr>
-        <w:t>Section 6.2.2 — Review Referral and Available Information.</w:t>
+          <w:i w:val="0"/>
+        </w:rPr>
+        <w:t>Section 7.2.2 — Review Referral and Available Information.</w:t>
       </w:r>
     </w:p>
     <w:p>
@@ -4600,12 +4539,11 @@
             <w:r>
               <w:rPr>
                 <w:b/>
-                <w:bCs/>
               </w:rPr>
-              <w:t xml:space="preserve">Close the case: </w:t>
-            </w:r>
-            <w:r>
-              <w:t xml:space="preserve">document the findings in the CRM case notes, then set the CRM case status to “Closed”, which routes the case back to the Growth Team for member communication. </w:t>
+              <w:t xml:space="preserve">Reverse the provisional credit: </w:t>
+            </w:r>
+            <w:r>
+              <w:t>document the findings in the CRM case notes, then set the CRM case status to “Reverse Provisional Credit”, which routes the case to the Payment Services Team for Section 9 – Stage 5: Resolution &amp; Recovery.</w:t>
             </w:r>
           </w:p>
         </w:tc>
@@ -4660,12 +4598,11 @@
             <w:r>
               <w:rPr>
                 <w:b/>
-                <w:bCs/>
               </w:rPr>
-              <w:t xml:space="preserve">Close the case: </w:t>
-            </w:r>
-            <w:r>
-              <w:t xml:space="preserve">document the findings in the CRM case notes, include the Case ID of the original dispute, then set the CRM case status to “Closed”, which routes the case back to the Growth Team for member communication. </w:t>
+              <w:t xml:space="preserve">Reverse the provisional credit: </w:t>
+            </w:r>
+            <w:r>
+              <w:t>document the findings in the CRM case notes, include the Case ID of the original dispute, then set the CRM case status to “Reverse Provisional Credit”, which routes the case to the Payment Services Team for Section 9 – Stage 5: Resolution &amp; Recovery.</w:t>
             </w:r>
           </w:p>
         </w:tc>
@@ -5189,7 +5126,7 @@
         <w:t xml:space="preserve">If the applicable requirements are not met: </w:t>
       </w:r>
       <w:r>
-        <w:t>document the rationale in the CRM case notes, reverse the provisional credit issued in Stage 2B, then close the case by setting the CRM case status to “Closed”, which routes the case back to Growth Team for member communication.</w:t>
+        <w:t>document the rationale in the CRM case notes, then set the CRM case status to “Reverse Provisional Credit”, which routes the case to the Payment Services Team for Section 9 – Stage 5: Resolution &amp; Recovery.</w:t>
       </w:r>
     </w:p>
     <w:p/>
@@ -6023,10 +5960,100 @@
     </w:tbl>
     <w:p>
       <w:r>
-        <w:t xml:space="preserve">Once the network submission and response cycle concludes (e.g., the Acquirer accepts the dispute, Beem accepts the Acquirer’s response, or an Arbitration ruling is received), </w:t>
-      </w:r>
-      <w:r>
-        <w:t xml:space="preserve">proceed to </w:t>
+        <w:t xml:space="preserve">Once the network submission and response cycle concludes (e.g., the Acquirer accepts the dispute, Beem accepts the Acquirer’s response, or an Arbitration ruling is received), proceed to </w:t>
+      </w:r>
+      <w:r>
+        <w:rPr>
+          <w:b/>
+          <w:i w:val="0"/>
+        </w:rPr>
+        <w:t>Section 8.2.3 — Record the Final Outcome.</w:t>
+      </w:r>
+    </w:p>
+    <w:p>
+      <w:pPr>
+        <w:pStyle w:val="Heading3"/>
+        <w:numPr>
+          <w:ilvl w:val="0"/>
+          <w:numId w:val="0"/>
+        </w:numPr>
+        <w:ind w:left="992" w:hanging="992"/>
+      </w:pPr>
+      <w:r>
+        <w:rPr>
+          <w:sz w:val="28"/>
+        </w:rPr>
+        <w:t>8.2.3 Record the Final Outcome</w:t>
+      </w:r>
+    </w:p>
+    <w:p>
+      <w:r>
+        <w:t>Once the network submission and response cycle has concluded (see Section 8.2.2), the Fraud Specialist or Payment Services Team member should determine the final outcome of the dispute, document the outcome in the CRM case notes, and set the CRM case status accordingly:</w:t>
+      </w:r>
+    </w:p>
+    <w:p>
+      <w:pPr>
+        <w:pStyle w:val="ListParagraph"/>
+        <w:numPr>
+          <w:ilvl w:val="0"/>
+          <w:numId w:val="1100"/>
+        </w:numPr>
+        <w:contextualSpacing w:val="0"/>
+      </w:pPr>
+      <w:r>
+        <w:rPr>
+          <w:b/>
+          <w:i w:val="0"/>
+        </w:rPr>
+        <w:t xml:space="preserve">Member Liable: </w:t>
+      </w:r>
+      <w:r>
+        <w:t>the member is responsible for the disputed transaction — set the CRM case status to “Reverse Provisional Credit”.</w:t>
+      </w:r>
+    </w:p>
+    <w:p>
+      <w:pPr>
+        <w:pStyle w:val="ListParagraph"/>
+        <w:numPr>
+          <w:ilvl w:val="0"/>
+          <w:numId w:val="1100"/>
+        </w:numPr>
+        <w:contextualSpacing w:val="0"/>
+      </w:pPr>
+      <w:r>
+        <w:rPr>
+          <w:b/>
+          <w:i w:val="0"/>
+        </w:rPr>
+        <w:t xml:space="preserve">Issuer (Beem) Liable: </w:t>
+      </w:r>
+      <w:r>
+        <w:t>Beem is responsible for the disputed transaction — set the CRM case status to “Finalize Provisional Credit”.</w:t>
+      </w:r>
+    </w:p>
+    <w:p>
+      <w:pPr>
+        <w:pStyle w:val="ListParagraph"/>
+        <w:numPr>
+          <w:ilvl w:val="0"/>
+          <w:numId w:val="1100"/>
+        </w:numPr>
+        <w:contextualSpacing w:val="0"/>
+      </w:pPr>
+      <w:r>
+        <w:rPr>
+          <w:b/>
+          <w:i w:val="0"/>
+        </w:rPr>
+        <w:t xml:space="preserve">Acquirer Liable: </w:t>
+      </w:r>
+      <w:r>
+        <w:t>the Acquirer is responsible for the disputed transaction — set the CRM case status to “Finalize Provisional Credit”.</w:t>
+      </w:r>
+    </w:p>
+    <w:p>
+      <w:r>
+        <w:t xml:space="preserve">Setting either status routes the case to the Payment Services Team for </w:t>
       </w:r>
       <w:r>
         <w:rPr>
@@ -6104,18 +6131,12 @@
         <w:rPr>
           <w:sz w:val="28"/>
         </w:rPr>
-        <w:t>9.2.1 Record the Final Outcome</w:t>
-      </w:r>
-    </w:p>
-    <w:p>
-      <w:r>
-        <w:t xml:space="preserve">Once the network submission and response cycle has concluded, the Fraud Specialist </w:t>
-      </w:r>
-      <w:r>
-        <w:t xml:space="preserve">/ </w:t>
-      </w:r>
-      <w:r>
-        <w:t>Payment Services Team member should determine the final outcome of the dispute:</w:t>
+        <w:t>9.2.1 Finalize or Reverse the Provisional Credit (Payment Services Team)</w:t>
+      </w:r>
+    </w:p>
+    <w:p>
+      <w:r>
+        <w:t>Based on the CRM case status set in Stage 2B, Stage 3, or Stage 4, the Payment Services Team should finalize or reverse the provisional credit on the member’s account:</w:t>
       </w:r>
     </w:p>
     <w:p>
@@ -6130,11 +6151,12 @@
       <w:r>
         <w:rPr>
           <w:b/>
-        </w:rPr>
-        <w:t xml:space="preserve">Member Liable: </w:t>
-      </w:r>
-      <w:r>
-        <w:t>the member is responsible for the disputed transaction.</w:t>
+          <w:i w:val="0"/>
+        </w:rPr>
+        <w:t xml:space="preserve">If the CRM case status is “Reverse Provisional Credit”: </w:t>
+      </w:r>
+      <w:r>
+        <w:t>reverse the provisional credit from the member’s account.</w:t>
       </w:r>
     </w:p>
     <w:p>
@@ -6149,93 +6171,17 @@
       <w:r>
         <w:rPr>
           <w:b/>
-        </w:rPr>
-        <w:t xml:space="preserve">Issuer (Beem) Liable: </w:t>
-      </w:r>
-      <w:r>
-        <w:t>Beem is responsible for the disputed transaction.</w:t>
-      </w:r>
-    </w:p>
-    <w:p>
-      <w:pPr>
-        <w:pStyle w:val="ListParagraph"/>
-        <w:numPr>
-          <w:ilvl w:val="0"/>
-          <w:numId w:val="33"/>
-        </w:numPr>
-        <w:contextualSpacing w:val="0"/>
-      </w:pPr>
-      <w:r>
-        <w:rPr>
-          <w:b/>
-        </w:rPr>
-        <w:t xml:space="preserve">Acquirer Liable: </w:t>
-      </w:r>
-      <w:r>
-        <w:t>the Acquirer is responsible for the disputed transaction</w:t>
-      </w:r>
-      <w:r>
-        <w:t>.</w:t>
-      </w:r>
-    </w:p>
-    <w:p>
-      <w:r>
-        <w:t>Based on the determined outcome:</w:t>
-      </w:r>
-    </w:p>
-    <w:p>
-      <w:pPr>
-        <w:pStyle w:val="ListParagraph"/>
-        <w:numPr>
-          <w:ilvl w:val="0"/>
-          <w:numId w:val="33"/>
-        </w:numPr>
-        <w:contextualSpacing w:val="0"/>
-      </w:pPr>
-      <w:r>
-        <w:rPr>
-          <w:b/>
-        </w:rPr>
-        <w:t xml:space="preserve">Fraud Specialist: </w:t>
-      </w:r>
-      <w:r>
-        <w:t>record the final outcome of the dispute in the CRM case notes, then route the case to the Payment Services Team</w:t>
-      </w:r>
-      <w:r>
-        <w:t xml:space="preserve"> </w:t>
-      </w:r>
-      <w:r>
-        <w:t>to finalize /</w:t>
-      </w:r>
-      <w:r>
-        <w:t xml:space="preserve"> reverse the provisional credit and close the case.</w:t>
-      </w:r>
-    </w:p>
-    <w:p>
-      <w:pPr>
-        <w:pStyle w:val="ListParagraph"/>
-        <w:numPr>
-          <w:ilvl w:val="0"/>
-          <w:numId w:val="33"/>
-        </w:numPr>
-        <w:contextualSpacing w:val="0"/>
-      </w:pPr>
-      <w:r>
-        <w:rPr>
-          <w:b/>
           <w:i w:val="0"/>
         </w:rPr>
-        <w:t xml:space="preserve">Payment Services Team: </w:t>
-      </w:r>
-      <w:r>
-        <w:t xml:space="preserve">record the final outcome of the dispute in the CRM case notes, then proceed to </w:t>
-      </w:r>
-      <w:r>
-        <w:rPr>
-          <w:b/>
-          <w:i w:val="0"/>
-        </w:rPr>
-        <w:t>Section 9.2.2 – Finalize or Reverse the Provisional Credit.</w:t>
+        <w:t xml:space="preserve">If the CRM case status is “Finalize Provisional Credit”: </w:t>
+      </w:r>
+      <w:r>
+        <w:t>finalize the provisional credit in the member’s account.</w:t>
+      </w:r>
+    </w:p>
+    <w:p>
+      <w:r>
+        <w:t>Once complete, proceed to Section 9.2.2 — Close the Case.</w:t>
       </w:r>
     </w:p>
     <w:p>
@@ -6251,111 +6197,7 @@
         <w:rPr>
           <w:sz w:val="28"/>
         </w:rPr>
-        <w:t>9.2.2 Finalize or Reverse the Provisional Credit (Payment Services Team)</w:t>
-      </w:r>
-    </w:p>
-    <w:p>
-      <w:r>
-        <w:t>F</w:t>
-      </w:r>
-      <w:r>
-        <w:t xml:space="preserve">or all cases assigned to the Payment Services Team </w:t>
-      </w:r>
-      <w:r>
-        <w:t>–</w:t>
-      </w:r>
-      <w:r>
-        <w:t xml:space="preserve"> </w:t>
-      </w:r>
-      <w:r>
-        <w:t>i</w:t>
-      </w:r>
-      <w:r>
-        <w:t xml:space="preserve">ncluding those routed from the Fraud </w:t>
-      </w:r>
-      <w:r>
-        <w:t xml:space="preserve">Prevention Department – </w:t>
-      </w:r>
-      <w:r>
-        <w:t>finalize or reverse the provisional credit on the member’s account based on the recorded outcome:</w:t>
-      </w:r>
-    </w:p>
-    <w:p>
-      <w:pPr>
-        <w:pStyle w:val="ListParagraph"/>
-        <w:numPr>
-          <w:ilvl w:val="0"/>
-          <w:numId w:val="33"/>
-        </w:numPr>
-        <w:contextualSpacing w:val="0"/>
-      </w:pPr>
-      <w:r>
-        <w:rPr>
-          <w:b/>
-        </w:rPr>
-        <w:t xml:space="preserve">If Member Liable: </w:t>
-      </w:r>
-      <w:r>
-        <w:t>reverse the provisional credit from the member’s account.</w:t>
-      </w:r>
-    </w:p>
-    <w:p>
-      <w:pPr>
-        <w:pStyle w:val="ListParagraph"/>
-        <w:numPr>
-          <w:ilvl w:val="0"/>
-          <w:numId w:val="33"/>
-        </w:numPr>
-        <w:contextualSpacing w:val="0"/>
-      </w:pPr>
-      <w:r>
-        <w:rPr>
-          <w:b/>
-        </w:rPr>
-        <w:t xml:space="preserve">If Issuer (Beem) Liable: </w:t>
-      </w:r>
-      <w:r>
-        <w:t>finalize the provisional credit in the member’s account.</w:t>
-      </w:r>
-    </w:p>
-    <w:p>
-      <w:pPr>
-        <w:pStyle w:val="ListParagraph"/>
-        <w:numPr>
-          <w:ilvl w:val="0"/>
-          <w:numId w:val="33"/>
-        </w:numPr>
-        <w:contextualSpacing w:val="0"/>
-      </w:pPr>
-      <w:r>
-        <w:rPr>
-          <w:b/>
-        </w:rPr>
-        <w:t xml:space="preserve">If Acquirer Liable: </w:t>
-      </w:r>
-      <w:r>
-        <w:t>finalize the provisional credit in the member’s account.</w:t>
-      </w:r>
-    </w:p>
-    <w:p>
-      <w:r>
-        <w:t>Once complete, proceed to Section 9.2.3 — Close the Case.</w:t>
-      </w:r>
-    </w:p>
-    <w:p>
-      <w:pPr>
-        <w:pStyle w:val="Heading3"/>
-        <w:numPr>
-          <w:ilvl w:val="0"/>
-          <w:numId w:val="0"/>
-        </w:numPr>
-        <w:ind w:left="992" w:hanging="992"/>
-      </w:pPr>
-      <w:r>
-        <w:rPr>
-          <w:sz w:val="28"/>
-        </w:rPr>
-        <w:t>9.2.3 Close the Case</w:t>
+        <w:t>9.2.2 Close the Case</w:t>
       </w:r>
     </w:p>
     <w:p>
@@ -7072,7 +6914,7 @@
                 <w:b w:val="0"/>
                 <w:bCs/>
               </w:rPr>
-              <w:t xml:space="preserve">Stage 2A: Dispute Triage </w:t>
+              <w:t xml:space="preserve">Stage 2B: Dispute Triage </w:t>
             </w:r>
             <w:r>
               <w:rPr>
@@ -11777,6 +11619,12 @@
       <w:startOverride w:val="1"/>
     </w:lvlOverride>
     <w:lvlOverride w:ilvl="2">
+      <w:startOverride w:val="1"/>
+    </w:lvlOverride>
+  </w:num>
+  <w:num w:numId="1100">
+    <w:abstractNumId w:val="26"/>
+    <w:lvlOverride w:ilvl="0">
       <w:startOverride w:val="1"/>
     </w:lvlOverride>
   </w:num>

--- a/Dispute Resolution/DRAFT - Visa Debit Card Dispute Management Process v2.docx
+++ b/Dispute Resolution/DRAFT - Visa Debit Card Dispute Management Process v2.docx
@@ -3286,7 +3286,59 @@
     </w:p>
     <w:p>
       <w:r>
-        <w:t xml:space="preserve">Upon receipt of a newly created case, the Payment Services Team should verify the disputed amount, then issue a temporary provisional credit for that amount to the member’s account. Document in the CRM case notes that the provisional credit was issued, then set the CRM case status to “Ready for Triage”, which routes the case to the Fraud Prevention Department or Payment Services Team for </w:t>
+        <w:t>Upon receipt of a newly created case, the Payment Services Team should:</w:t>
+      </w:r>
+    </w:p>
+    <w:p>
+      <w:pPr>
+        <w:pStyle w:val="ListParagraph"/>
+        <w:numPr>
+          <w:ilvl w:val="0"/>
+          <w:numId w:val="1200"/>
+        </w:numPr>
+        <w:contextualSpacing w:val="0"/>
+      </w:pPr>
+      <w:r>
+        <w:t>Verify the disputed amount.</w:t>
+      </w:r>
+    </w:p>
+    <w:p>
+      <w:pPr>
+        <w:pStyle w:val="ListParagraph"/>
+        <w:numPr>
+          <w:ilvl w:val="0"/>
+          <w:numId w:val="1200"/>
+        </w:numPr>
+        <w:contextualSpacing w:val="0"/>
+      </w:pPr>
+      <w:r>
+        <w:t>Issue a temporary provisional credit for that amount to the member’s account.</w:t>
+      </w:r>
+    </w:p>
+    <w:p>
+      <w:pPr>
+        <w:pStyle w:val="ListParagraph"/>
+        <w:numPr>
+          <w:ilvl w:val="0"/>
+          <w:numId w:val="1200"/>
+        </w:numPr>
+        <w:contextualSpacing w:val="0"/>
+      </w:pPr>
+      <w:r>
+        <w:t>Document in the CRM case notes that the provisional credit was issued.</w:t>
+      </w:r>
+    </w:p>
+    <w:p>
+      <w:pPr>
+        <w:pStyle w:val="ListParagraph"/>
+        <w:numPr>
+          <w:ilvl w:val="0"/>
+          <w:numId w:val="1200"/>
+        </w:numPr>
+        <w:contextualSpacing w:val="0"/>
+      </w:pPr>
+      <w:r>
+        <w:t xml:space="preserve">Set the CRM case status to “Ready for Triage”, which routes the case to the Fraud Prevention Department or Payment Services Team for </w:t>
       </w:r>
       <w:r>
         <w:rPr>
@@ -3693,7 +3745,7 @@
         <w:t xml:space="preserve">If the dispute was not submitted within the filing window: </w:t>
       </w:r>
       <w:r>
-        <w:t>the assigned Payment Services Team member / Fraud Specialist should then:</w:t>
+        <w:t>no refund. The assigned Payment Services Team member / Fraud Specialist should then:</w:t>
       </w:r>
     </w:p>
     <w:p>
@@ -3708,7 +3760,7 @@
         <w:contextualSpacing w:val="0"/>
       </w:pPr>
       <w:r>
-        <w:t>Document the rationale in the CRM case notes.</w:t>
+        <w:t>Document the rationale for the refund decision in the CRM case notes then proceed to Step 1b.</w:t>
       </w:r>
     </w:p>
     <w:p>
@@ -3885,7 +3937,7 @@
         <w:t xml:space="preserve">If the dispute amount is equal or above the applicable threshold: </w:t>
       </w:r>
       <w:r>
-        <w:t xml:space="preserve">proceed to </w:t>
+        <w:t xml:space="preserve">set the CRM case status to “Under Investigation”, then proceed to </w:t>
       </w:r>
       <w:r>
         <w:rPr>
@@ -3917,7 +3969,7 @@
         <w:t xml:space="preserve">If the dispute amount is below the applicable threshold: </w:t>
       </w:r>
       <w:r>
-        <w:t>the assigned Payment Services Team member / Fraud Specialist should then:</w:t>
+        <w:t>refund the member. The assigned Payment Services Team member / Fraud Specialist should then:</w:t>
       </w:r>
     </w:p>
     <w:p>
@@ -3931,7 +3983,7 @@
         <w:contextualSpacing w:val="0"/>
       </w:pPr>
       <w:r>
-        <w:t>Document the rationale in the CRM case notes.</w:t>
+        <w:t>Document the rationale for the refund decision in the CRM case notes then proceed to Step 2b.</w:t>
       </w:r>
     </w:p>
     <w:p>
@@ -5126,7 +5178,40 @@
         <w:t xml:space="preserve">If the applicable requirements are not met: </w:t>
       </w:r>
       <w:r>
-        <w:t>document the rationale in the CRM case notes, then set the CRM case status to “Reverse Provisional Credit”, which routes the case to the Payment Services Team for Section 9 – Stage 5: Resolution &amp; Recovery.</w:t>
+        <w:t>no refund. The assigned Payment Services Team member / Fraud Specialist should then:</w:t>
+      </w:r>
+    </w:p>
+    <w:p>
+      <w:pPr>
+        <w:pStyle w:val="ListParagraph"/>
+        <w:numPr>
+          <w:ilvl w:val="0"/>
+          <w:numId w:val="1300"/>
+        </w:numPr>
+        <w:contextualSpacing w:val="0"/>
+      </w:pPr>
+      <w:r>
+        <w:t>Document the rationale for the refund decision in the CRM case notes then proceed to Step 1b.</w:t>
+      </w:r>
+    </w:p>
+    <w:p>
+      <w:pPr>
+        <w:pStyle w:val="ListParagraph"/>
+        <w:numPr>
+          <w:ilvl w:val="0"/>
+          <w:numId w:val="1300"/>
+        </w:numPr>
+        <w:contextualSpacing w:val="0"/>
+      </w:pPr>
+      <w:r>
+        <w:t xml:space="preserve">Set the CRM case status to “Reverse Provisional Credit”, which routes the case to the Payment Services Team for </w:t>
+      </w:r>
+      <w:r>
+        <w:rPr>
+          <w:b/>
+          <w:i w:val="0"/>
+        </w:rPr>
+        <w:t>Section 9 – Stage 5: Resolution &amp; Recovery.</w:t>
       </w:r>
     </w:p>
     <w:p/>
@@ -5988,7 +6073,7 @@
     </w:p>
     <w:p>
       <w:r>
-        <w:t>Once the network submission and response cycle has concluded (see Section 8.2.2), the Fraud Specialist or Payment Services Team member should determine the final outcome of the dispute, document the outcome in the CRM case notes, and set the CRM case status accordingly:</w:t>
+        <w:t>Once the network submission and response cycle has concluded (see Section 8.2.2), the assigned Payment Services Team member / Fraud Specialist should assess the final outcome of the dispute, and determine:</w:t>
       </w:r>
     </w:p>
     <w:p>
@@ -6005,10 +6090,43 @@
           <w:b/>
           <w:i w:val="0"/>
         </w:rPr>
-        <w:t xml:space="preserve">Member Liable: </w:t>
-      </w:r>
-      <w:r>
-        <w:t>the member is responsible for the disputed transaction — set the CRM case status to “Reverse Provisional Credit”.</w:t>
+        <w:t xml:space="preserve">If the member is liable: </w:t>
+      </w:r>
+      <w:r>
+        <w:t>no refund. The assigned Payment Services Team member / Fraud Specialist should then:</w:t>
+      </w:r>
+    </w:p>
+    <w:p>
+      <w:pPr>
+        <w:pStyle w:val="ListParagraph"/>
+        <w:numPr>
+          <w:ilvl w:val="0"/>
+          <w:numId w:val="1400"/>
+        </w:numPr>
+        <w:contextualSpacing w:val="0"/>
+      </w:pPr>
+      <w:r>
+        <w:t>Document the rationale for the refund decision in the CRM case notes then proceed to Step 1b.</w:t>
+      </w:r>
+    </w:p>
+    <w:p>
+      <w:pPr>
+        <w:pStyle w:val="ListParagraph"/>
+        <w:numPr>
+          <w:ilvl w:val="0"/>
+          <w:numId w:val="1400"/>
+        </w:numPr>
+        <w:contextualSpacing w:val="0"/>
+      </w:pPr>
+      <w:r>
+        <w:t xml:space="preserve">Set the CRM case status to “Reverse Provisional Credit”, which routes the case to the Payment Services Team for </w:t>
+      </w:r>
+      <w:r>
+        <w:rPr>
+          <w:b/>
+          <w:i w:val="0"/>
+        </w:rPr>
+        <w:t>Section 9 – Stage 5: Resolution &amp; Recovery.</w:t>
       </w:r>
     </w:p>
     <w:p>
@@ -6025,10 +6143,10 @@
           <w:b/>
           <w:i w:val="0"/>
         </w:rPr>
-        <w:t xml:space="preserve">Issuer (Beem) Liable: </w:t>
-      </w:r>
-      <w:r>
-        <w:t>Beem is responsible for the disputed transaction — set the CRM case status to “Finalize Provisional Credit”.</w:t>
+        <w:t xml:space="preserve">If the Issuer (Beem) or Acquirer is liable: </w:t>
+      </w:r>
+      <w:r>
+        <w:t>refund the member. The assigned Payment Services Team member / Fraud Specialist should then:</w:t>
       </w:r>
     </w:p>
     <w:p>
@@ -6036,24 +6154,25 @@
         <w:pStyle w:val="ListParagraph"/>
         <w:numPr>
           <w:ilvl w:val="0"/>
-          <w:numId w:val="1100"/>
+          <w:numId w:val="1401"/>
         </w:numPr>
         <w:contextualSpacing w:val="0"/>
       </w:pPr>
       <w:r>
-        <w:rPr>
-          <w:b/>
-          <w:i w:val="0"/>
-        </w:rPr>
-        <w:t xml:space="preserve">Acquirer Liable: </w:t>
-      </w:r>
-      <w:r>
-        <w:t>the Acquirer is responsible for the disputed transaction — set the CRM case status to “Finalize Provisional Credit”.</w:t>
-      </w:r>
-    </w:p>
-    <w:p>
-      <w:r>
-        <w:t xml:space="preserve">Setting either status routes the case to the Payment Services Team for </w:t>
+        <w:t>Document the rationale for the refund decision in the CRM case notes then proceed to Step 2b.</w:t>
+      </w:r>
+    </w:p>
+    <w:p>
+      <w:pPr>
+        <w:pStyle w:val="ListParagraph"/>
+        <w:numPr>
+          <w:ilvl w:val="0"/>
+          <w:numId w:val="1401"/>
+        </w:numPr>
+        <w:contextualSpacing w:val="0"/>
+      </w:pPr>
+      <w:r>
+        <w:t xml:space="preserve">Set the CRM case status to “Finalize Provisional Credit”, which routes the case to the Payment Services Team for </w:t>
       </w:r>
       <w:r>
         <w:rPr>
@@ -6136,7 +6255,7 @@
     </w:p>
     <w:p>
       <w:r>
-        <w:t>Based on the CRM case status set in Stage 2B, Stage 3, or Stage 4, the Payment Services Team should finalize or reverse the provisional credit on the member’s account:</w:t>
+        <w:t>For all cases assigned to the Payment Services Team – including those routed from the Fraud Prevention Department – finalize or reverse the provisional credit on the member’s account based on the recorded outcome:</w:t>
       </w:r>
     </w:p>
     <w:p>
@@ -11624,6 +11743,30 @@
   </w:num>
   <w:num w:numId="1100">
     <w:abstractNumId w:val="26"/>
+    <w:lvlOverride w:ilvl="0">
+      <w:startOverride w:val="1"/>
+    </w:lvlOverride>
+  </w:num>
+  <w:num w:numId="1200">
+    <w:abstractNumId w:val="5"/>
+    <w:lvlOverride w:ilvl="0">
+      <w:startOverride w:val="1"/>
+    </w:lvlOverride>
+  </w:num>
+  <w:num w:numId="1300">
+    <w:abstractNumId w:val="22"/>
+    <w:lvlOverride w:ilvl="0">
+      <w:startOverride w:val="1"/>
+    </w:lvlOverride>
+  </w:num>
+  <w:num w:numId="1400">
+    <w:abstractNumId w:val="22"/>
+    <w:lvlOverride w:ilvl="0">
+      <w:startOverride w:val="1"/>
+    </w:lvlOverride>
+  </w:num>
+  <w:num w:numId="1401">
+    <w:abstractNumId w:val="22"/>
     <w:lvlOverride w:ilvl="0">
       <w:startOverride w:val="1"/>
     </w:lvlOverride>
